--- a/EXPORTS/DOCX/published/niveau3/English/MNusantara.docx
+++ b/EXPORTS/DOCX/published/niveau3/English/MNusantara.docx
@@ -529,7 +529,6 @@
       </w:r>
       <w:r>
         <w:rPr>
-          <w:u w:val="single" w:color="0000ff"/>
           <w:rFonts w:ascii="Charis SIL Regular" w:hAnsi="Charis SIL Regular" w:eastAsia="Charis SIL Regular"/>
           <w:b w:val="0"/>
           <w:i w:val="0"/>
@@ -565,7 +564,7 @@
           <w:sz w:val="24"/>
           <w:u w:val="single"/>
         </w:rPr>
-        <w:hyperlink r:id="rId11" w:history="1">
+        <w:hyperlink r:id="rId12" w:history="1">
           <w:r>
             <w:rPr>
               <w:rStyle w:val="Hyperlink"/>
@@ -3180,7 +3179,7 @@
           <w:sz w:val="24"/>
           <w:u w:val="single"/>
         </w:rPr>
-        <w:hyperlink r:id="rId19" w:history="1">
+        <w:hyperlink r:id="rId18" w:history="1">
           <w:r>
             <w:rPr>
               <w:rStyle w:val="Hyperlink"/>
@@ -3198,7 +3197,7 @@
           <w:sz w:val="24"/>
           <w:u w:val="single"/>
         </w:rPr>
-        <w:hyperlink r:id="rId19" w:history="1">
+        <w:hyperlink r:id="rId18" w:history="1">
           <w:r>
             <w:rPr>
               <w:rStyle w:val="Hyperlink"/>
@@ -3505,7 +3504,7 @@
           <w:sz w:val="24"/>
           <w:u w:val="single"/>
         </w:rPr>
-        <w:hyperlink r:id="rId22" w:history="1">
+        <w:hyperlink r:id="rId21" w:history="1">
           <w:r>
             <w:rPr>
               <w:rStyle w:val="Hyperlink"/>
@@ -3523,7 +3522,7 @@
           <w:sz w:val="24"/>
           <w:u w:val="single"/>
         </w:rPr>
-        <w:hyperlink r:id="rId22" w:history="1">
+        <w:hyperlink r:id="rId21" w:history="1">
           <w:r>
             <w:rPr>
               <w:rStyle w:val="Hyperlink"/>
@@ -3534,6 +3533,7 @@
       </w:r>
       <w:r>
         <w:rPr>
+          <w:u w:val="single" w:color="0000ff"/>
           <w:rFonts w:ascii="Charis SIL Regular" w:hAnsi="Charis SIL Regular" w:eastAsia="Charis SIL Regular"/>
           <w:b w:val="0"/>
           <w:i w:val="0"/>
@@ -3551,7 +3551,7 @@
           <w:sz w:val="24"/>
           <w:u w:val="single"/>
         </w:rPr>
-        <w:hyperlink r:id="rId23" w:history="1">
+        <w:hyperlink r:id="rId21" w:history="1">
           <w:r>
             <w:rPr>
               <w:rStyle w:val="Hyperlink"/>

--- a/EXPORTS/DOCX/published/niveau3/English/MNusantara.docx
+++ b/EXPORTS/DOCX/published/niveau3/English/MNusantara.docx
@@ -529,13 +529,21 @@
       </w:r>
       <w:r>
         <w:rPr>
+          <w:u w:val="single" w:color="0000ff"/>
           <w:rFonts w:ascii="Charis SIL Regular" w:hAnsi="Charis SIL Regular" w:eastAsia="Charis SIL Regular"/>
           <w:b w:val="0"/>
           <w:i w:val="0"/>
           <w:color w:val="000000"/>
           <w:sz w:val="24"/>
         </w:rPr>
-        <w:t xml:space="preserve">and a new </w:t>
+        <w:hyperlink r:id="rId11" w:history="1">
+          <w:r>
+            <w:rPr>
+              <w:rStyle w:val="Hyperlink"/>
+            </w:rPr>
+            <w:t xml:space="preserve">and a new </w:t>
+          </w:r>
+        </w:hyperlink>
       </w:r>
       <w:r>
         <w:rPr>
@@ -564,7 +572,7 @@
           <w:sz w:val="24"/>
           <w:u w:val="single"/>
         </w:rPr>
-        <w:hyperlink r:id="rId12" w:history="1">
+        <w:hyperlink r:id="rId11" w:history="1">
           <w:r>
             <w:rPr>
               <w:rStyle w:val="Hyperlink"/>
@@ -2837,9 +2845,15 @@
           <w:i w:val="0"/>
           <w:color w:val="0000FF"/>
           <w:sz w:val="24"/>
-          <w:u w:val="single"/>
         </w:rPr>
-        <w:t>2</w:t>
+        <w:hyperlink r:id="rId14" w:history="1">
+          <w:r>
+            <w:rPr>
+              <w:rStyle w:val="Hyperlink"/>
+            </w:rPr>
+            <w:t>2</w:t>
+          </w:r>
+        </w:hyperlink>
       </w:r>
       <w:r>
         <w:rPr>
@@ -3197,7 +3211,7 @@
           <w:sz w:val="24"/>
           <w:u w:val="single"/>
         </w:rPr>
-        <w:hyperlink r:id="rId18" w:history="1">
+        <w:hyperlink r:id="rId19" w:history="1">
           <w:r>
             <w:rPr>
               <w:rStyle w:val="Hyperlink"/>
@@ -3208,7 +3222,6 @@
       </w:r>
       <w:r>
         <w:rPr>
-          <w:u w:val="single" w:color="0000ff"/>
           <w:rFonts w:ascii="Charis SIL Regular" w:hAnsi="Charis SIL Regular" w:eastAsia="Charis SIL Regular"/>
           <w:b w:val="0"/>
           <w:i w:val="0"/>
@@ -3226,7 +3239,7 @@
           <w:sz w:val="24"/>
           <w:u w:val="single"/>
         </w:rPr>
-        <w:hyperlink r:id="rId20" w:history="1">
+        <w:hyperlink r:id="rId18" w:history="1">
           <w:r>
             <w:rPr>
               <w:rStyle w:val="Hyperlink"/>
@@ -3255,7 +3268,7 @@
           <w:sz w:val="24"/>
           <w:u w:val="single"/>
         </w:rPr>
-        <w:hyperlink r:id="rId20" w:history="1">
+        <w:hyperlink r:id="rId18" w:history="1">
           <w:r>
             <w:rPr>
               <w:rStyle w:val="Hyperlink"/>
@@ -3273,7 +3286,7 @@
           <w:sz w:val="24"/>
           <w:u w:val="single"/>
         </w:rPr>
-        <w:hyperlink r:id="rId20" w:history="1">
+        <w:hyperlink r:id="rId18" w:history="1">
           <w:r>
             <w:rPr>
               <w:rStyle w:val="Hyperlink"/>
@@ -3404,7 +3417,7 @@
           <w:sz w:val="24"/>
           <w:u w:val="single"/>
         </w:rPr>
-        <w:hyperlink r:id="rId21" w:history="1">
+        <w:hyperlink r:id="rId20" w:history="1">
           <w:r>
             <w:rPr>
               <w:rStyle w:val="Hyperlink"/>
@@ -3422,7 +3435,7 @@
           <w:sz w:val="24"/>
           <w:u w:val="single"/>
         </w:rPr>
-        <w:hyperlink r:id="rId21" w:history="1">
+        <w:hyperlink r:id="rId20" w:history="1">
           <w:r>
             <w:rPr>
               <w:rStyle w:val="Hyperlink"/>
@@ -3440,7 +3453,7 @@
           <w:sz w:val="24"/>
           <w:u w:val="single"/>
         </w:rPr>
-        <w:hyperlink r:id="rId21" w:history="1">
+        <w:hyperlink r:id="rId20" w:history="1">
           <w:r>
             <w:rPr>
               <w:rStyle w:val="Hyperlink"/>
@@ -3458,7 +3471,7 @@
           <w:sz w:val="24"/>
           <w:u w:val="single"/>
         </w:rPr>
-        <w:hyperlink r:id="rId21" w:history="1">
+        <w:hyperlink r:id="rId20" w:history="1">
           <w:r>
             <w:rPr>
               <w:rStyle w:val="Hyperlink"/>
@@ -3486,7 +3499,7 @@
           <w:sz w:val="24"/>
           <w:u w:val="single"/>
         </w:rPr>
-        <w:hyperlink r:id="rId22" w:history="1">
+        <w:hyperlink r:id="rId21" w:history="1">
           <w:r>
             <w:rPr>
               <w:rStyle w:val="Hyperlink"/>
@@ -3540,7 +3553,14 @@
           <w:color w:val="000000"/>
           <w:sz w:val="24"/>
         </w:rPr>
-        <w:t xml:space="preserve">, </w:t>
+        <w:hyperlink r:id="rId20" w:history="1">
+          <w:r>
+            <w:rPr>
+              <w:rStyle w:val="Hyperlink"/>
+            </w:rPr>
+            <w:t xml:space="preserve">, </w:t>
+          </w:r>
+        </w:hyperlink>
       </w:r>
       <w:r>
         <w:rPr>
@@ -3551,7 +3571,7 @@
           <w:sz w:val="24"/>
           <w:u w:val="single"/>
         </w:rPr>
-        <w:hyperlink r:id="rId21" w:history="1">
+        <w:hyperlink r:id="rId22" w:history="1">
           <w:r>
             <w:rPr>
               <w:rStyle w:val="Hyperlink"/>
@@ -3580,7 +3600,7 @@
           <w:sz w:val="24"/>
           <w:u w:val="single"/>
         </w:rPr>
-        <w:hyperlink r:id="rId23" w:history="1">
+        <w:hyperlink r:id="rId20" w:history="1">
           <w:r>
             <w:rPr>
               <w:rStyle w:val="Hyperlink"/>
@@ -3598,7 +3618,7 @@
           <w:sz w:val="24"/>
           <w:u w:val="single"/>
         </w:rPr>
-        <w:hyperlink r:id="rId23" w:history="1">
+        <w:hyperlink r:id="rId20" w:history="1">
           <w:r>
             <w:rPr>
               <w:rStyle w:val="Hyperlink"/>

--- a/EXPORTS/DOCX/published/niveau3/English/MNusantara.docx
+++ b/EXPORTS/DOCX/published/niveau3/English/MNusantara.docx
@@ -646,25 +646,7 @@
           <w:color w:val="000000"/>
           <w:sz w:val="24"/>
         </w:rPr>
-        <w:t>established</w:t>
-      </w:r>
-      <w:r>
-        <w:rPr>
-          <w:u w:val="single" w:color="0000ff"/>
-          <w:rFonts w:ascii="Charis SIL Regular" w:hAnsi="Charis SIL Regular" w:eastAsia="Charis SIL Regular"/>
-          <w:b w:val="0"/>
-          <w:i w:val="0"/>
-          <w:color w:val="000000"/>
-          <w:sz w:val="24"/>
-        </w:rPr>
-        <w:hyperlink r:id="rId12" w:history="1">
-          <w:r>
-            <w:rPr>
-              <w:rStyle w:val="Hyperlink"/>
-            </w:rPr>
-            <w:t xml:space="preserve"> while the c</w:t>
-          </w:r>
-        </w:hyperlink>
+        <w:t>established while the c</w:t>
       </w:r>
       <w:r>
         <w:rPr>
@@ -1979,24 +1961,7 @@
           <w:color w:val="000000"/>
           <w:sz w:val="24"/>
         </w:rPr>
-        <w:t>The introduction to the archive also contains more information about the</w:t>
-      </w:r>
-      <w:r>
-        <w:rPr>
-          <w:rFonts w:ascii="Charis SIL Regular" w:hAnsi="Charis SIL Regular" w:eastAsia="Charis SIL Regular"/>
-          <w:b w:val="0"/>
-          <w:i w:val="0"/>
-          <w:color w:val="000000"/>
-          <w:sz w:val="24"/>
-        </w:rPr>
-        <w:hyperlink r:id="rId16" w:history="1">
-          <w:r>
-            <w:rPr>
-              <w:rStyle w:val="Hyperlink"/>
-            </w:rPr>
-            <w:t xml:space="preserve"> struc</w:t>
-          </w:r>
-        </w:hyperlink>
+        <w:t>The introduction to the archive also contains more information about the struc</w:t>
       </w:r>
       <w:r>
         <w:rPr>
@@ -3193,7 +3158,7 @@
           <w:sz w:val="24"/>
           <w:u w:val="single"/>
         </w:rPr>
-        <w:hyperlink r:id="rId18" w:history="1">
+        <w:hyperlink r:id="rId19" w:history="1">
           <w:r>
             <w:rPr>
               <w:rStyle w:val="Hyperlink"/>
@@ -3239,7 +3204,7 @@
           <w:sz w:val="24"/>
           <w:u w:val="single"/>
         </w:rPr>
-        <w:hyperlink r:id="rId18" w:history="1">
+        <w:hyperlink r:id="rId20" w:history="1">
           <w:r>
             <w:rPr>
               <w:rStyle w:val="Hyperlink"/>
@@ -3268,7 +3233,7 @@
           <w:sz w:val="24"/>
           <w:u w:val="single"/>
         </w:rPr>
-        <w:hyperlink r:id="rId18" w:history="1">
+        <w:hyperlink r:id="rId20" w:history="1">
           <w:r>
             <w:rPr>
               <w:rStyle w:val="Hyperlink"/>
@@ -3417,7 +3382,7 @@
           <w:sz w:val="24"/>
           <w:u w:val="single"/>
         </w:rPr>
-        <w:hyperlink r:id="rId20" w:history="1">
+        <w:hyperlink r:id="rId21" w:history="1">
           <w:r>
             <w:rPr>
               <w:rStyle w:val="Hyperlink"/>
@@ -3435,7 +3400,7 @@
           <w:sz w:val="24"/>
           <w:u w:val="single"/>
         </w:rPr>
-        <w:hyperlink r:id="rId20" w:history="1">
+        <w:hyperlink r:id="rId21" w:history="1">
           <w:r>
             <w:rPr>
               <w:rStyle w:val="Hyperlink"/>
@@ -3453,7 +3418,7 @@
           <w:sz w:val="24"/>
           <w:u w:val="single"/>
         </w:rPr>
-        <w:hyperlink r:id="rId20" w:history="1">
+        <w:hyperlink r:id="rId21" w:history="1">
           <w:r>
             <w:rPr>
               <w:rStyle w:val="Hyperlink"/>
@@ -3471,7 +3436,7 @@
           <w:sz w:val="24"/>
           <w:u w:val="single"/>
         </w:rPr>
-        <w:hyperlink r:id="rId20" w:history="1">
+        <w:hyperlink r:id="rId21" w:history="1">
           <w:r>
             <w:rPr>
               <w:rStyle w:val="Hyperlink"/>
@@ -3499,7 +3464,7 @@
           <w:sz w:val="24"/>
           <w:u w:val="single"/>
         </w:rPr>
-        <w:hyperlink r:id="rId21" w:history="1">
+        <w:hyperlink r:id="rId22" w:history="1">
           <w:r>
             <w:rPr>
               <w:rStyle w:val="Hyperlink"/>
@@ -3535,7 +3500,7 @@
           <w:sz w:val="24"/>
           <w:u w:val="single"/>
         </w:rPr>
-        <w:hyperlink r:id="rId21" w:history="1">
+        <w:hyperlink r:id="rId22" w:history="1">
           <w:r>
             <w:rPr>
               <w:rStyle w:val="Hyperlink"/>
@@ -3546,21 +3511,13 @@
       </w:r>
       <w:r>
         <w:rPr>
-          <w:u w:val="single" w:color="0000ff"/>
           <w:rFonts w:ascii="Charis SIL Regular" w:hAnsi="Charis SIL Regular" w:eastAsia="Charis SIL Regular"/>
           <w:b w:val="0"/>
           <w:i w:val="0"/>
           <w:color w:val="000000"/>
           <w:sz w:val="24"/>
         </w:rPr>
-        <w:hyperlink r:id="rId20" w:history="1">
-          <w:r>
-            <w:rPr>
-              <w:rStyle w:val="Hyperlink"/>
-            </w:rPr>
-            <w:t xml:space="preserve">, </w:t>
-          </w:r>
-        </w:hyperlink>
+        <w:t xml:space="preserve">, </w:t>
       </w:r>
       <w:r>
         <w:rPr>
@@ -3571,7 +3528,7 @@
           <w:sz w:val="24"/>
           <w:u w:val="single"/>
         </w:rPr>
-        <w:hyperlink r:id="rId22" w:history="1">
+        <w:hyperlink r:id="rId23" w:history="1">
           <w:r>
             <w:rPr>
               <w:rStyle w:val="Hyperlink"/>
@@ -3600,7 +3557,7 @@
           <w:sz w:val="24"/>
           <w:u w:val="single"/>
         </w:rPr>
-        <w:hyperlink r:id="rId20" w:history="1">
+        <w:hyperlink r:id="rId21" w:history="1">
           <w:r>
             <w:rPr>
               <w:rStyle w:val="Hyperlink"/>
@@ -3618,7 +3575,7 @@
           <w:sz w:val="24"/>
           <w:u w:val="single"/>
         </w:rPr>
-        <w:hyperlink r:id="rId20" w:history="1">
+        <w:hyperlink r:id="rId21" w:history="1">
           <w:r>
             <w:rPr>
               <w:rStyle w:val="Hyperlink"/>
